--- a/templates/common-paper-cc-by-4.0/common-paper-independent-contractor-agreement/template.docx
+++ b/templates/common-paper-cc-by-4.0/common-paper-independent-contractor-agreement/template.docx
@@ -1947,6 +1947,10 @@
               </w:rPr>
             </w:r>
             <w:r>
+              <w:rPr>
+                <w:sz w:val="18"/>
+                <w:szCs w:val="18"/>
+              </w:rPr>
               <w:t>{company_signatory_name}</w:t>
             </w:r>
           </w:p>
@@ -2018,6 +2022,10 @@
               </w:rPr>
             </w:r>
             <w:r>
+              <w:rPr>
+                <w:sz w:val="18"/>
+                <w:szCs w:val="18"/>
+              </w:rPr>
               <w:t>{contractor_signatory_name}</w:t>
             </w:r>
           </w:p>
@@ -2100,6 +2108,10 @@
               </w:rPr>
             </w:r>
             <w:r>
+              <w:rPr>
+                <w:sz w:val="18"/>
+                <w:szCs w:val="18"/>
+              </w:rPr>
               <w:t>{company_signatory_title_display}</w:t>
             </w:r>
           </w:p>
@@ -2171,6 +2183,10 @@
               </w:rPr>
             </w:r>
             <w:r>
+              <w:rPr>
+                <w:sz w:val="18"/>
+                <w:szCs w:val="18"/>
+              </w:rPr>
               <w:t>{contractor_signatory_title_display}</w:t>
             </w:r>
           </w:p>
@@ -2253,6 +2269,10 @@
               </w:rPr>
             </w:r>
             <w:r>
+              <w:rPr>
+                <w:sz w:val="18"/>
+                <w:szCs w:val="18"/>
+              </w:rPr>
               <w:t>{company_signatory_email}</w:t>
             </w:r>
           </w:p>
@@ -2324,6 +2344,10 @@
               </w:rPr>
             </w:r>
             <w:r>
+              <w:rPr>
+                <w:sz w:val="18"/>
+                <w:szCs w:val="18"/>
+              </w:rPr>
               <w:t>{contractor_signatory_email}</w:t>
             </w:r>
           </w:p>
